--- a/docs/SANTIAGO-corregido.docx
+++ b/docs/SANTIAGO-corregido.docx
@@ -5429,7 +5429,7 @@
         <w:rPr>
           <w:rFonts w:cs="Times New Roman"/>
         </w:rPr>
-        <w:t>Todos los prestadores que participen en la ruta deberán contar con el registro y la habilitación correspondientes, conforme al Reglamento General a la Ley de Turismo (Presidencia de la República del Ecuador, 2004).</w:t>
+        <w:t xml:space="preserve">Todos los prestadores que participen en la ruta deberán contar con el Registro de Turismo y la Licencia Única Anual de Funcionamiento vigentes, y los guías con la habilitación correspondiente a su modalidad, conforme al Reglamento General a la Ley de Turismo y sus reformas (Presidencia de la República del Ecuador, 2004). Las actividades de aventura (cicloturismo, caminata y cabalgata) además deberán cumplir el Reglamento de Operación Turística de Aventura (Ministerio de Turismo del Ecuador, 2020). Antes de la comercialización se verificará el estado del registro de cada prestador en el catastro turístico del Ministerio de Turismo y de Quito Turismo.</w:t>
       </w:r>
     </w:p>
     <w:p>
